--- a/templates/XAT-BLANK-NAMUNA.docx
+++ b/templates/XAT-BLANK-NAMUNA.docx
@@ -165,7 +165,7 @@
                 <w:szCs w:val="25"/>
                 <w:lang w:val="en-US"/>
               </w:rPr>
-              <w:t xml:space="preserve">da istiqomat qiluvchi </w:t>
+              <w:t xml:space="preserve">{manzil_son}</w:t>
             </w:r>
           </w:p>
           <w:p>
@@ -187,7 +187,7 @@
                 <w:szCs w:val="25"/>
                 <w:lang w:val="en-US"/>
               </w:rPr>
-              <w:t xml:space="preserve">fuqaro </w:t>
+              <w:t xml:space="preserve">{kimga_old}</w:t>
             </w:r>
             <w:r>
               <w:rPr>
@@ -206,7 +206,7 @@
                 <w:szCs w:val="25"/>
                 <w:lang w:val="en-US"/>
               </w:rPr>
-              <w:t>ga</w:t>
+              <w:t xml:space="preserve">{kimga_son}</w:t>
             </w:r>
           </w:p>
           <w:p>
